--- a/packages/web/public/docs/Helixona-Assistant-Risk-Analysis.docx
+++ b/packages/web/public/docs/Helixona-Assistant-Risk-Analysis.docx
@@ -269,7 +269,7 @@
                 <w:sz w:val="18"/>
                 <w:szCs w:val="18"/>
               </w:rPr>
-              <w:t xml:space="preserve">1.0, September 16, 2026</w:t>
+              <w:t xml:space="preserve">1.1, September 22, 2026</w:t>
             </w:r>
           </w:p>
         </w:tc>
@@ -4044,7 +4044,7 @@
                 <w:sz w:val="18"/>
                 <w:szCs w:val="18"/>
               </w:rPr>
-              <w:t xml:space="preserve">AWS Business Associate Addendum available in AWS Artifact; only HIPAA-eligible AWS services are used (Appendix A)</w:t>
+              <w:t xml:space="preserve">AWS Business Associate Addendum accepted in AWS Artifact on September 22, 2026; only HIPAA-eligible AWS services are used (Appendix A)</w:t>
             </w:r>
           </w:p>
         </w:tc>
@@ -4125,7 +4125,7 @@
                 <w:sz w:val="18"/>
                 <w:szCs w:val="18"/>
               </w:rPr>
-              <w:t xml:space="preserve">Low once accepted</w:t>
+              <w:t xml:space="preserve">Low</w:t>
             </w:r>
           </w:p>
         </w:tc>
@@ -4152,7 +4152,7 @@
                 <w:sz w:val="18"/>
                 <w:szCs w:val="18"/>
               </w:rPr>
-              <w:t xml:space="preserve">[Confirm the AWS BAA shows Active in AWS Artifact before real patient data is entered.] Owner: account owner. Due: before go-live.</w:t>
+              <w:t xml:space="preserve">Review the addendum and the eligible-services list yearly. Owner: account owner.</w:t>
             </w:r>
           </w:p>
         </w:tc>
@@ -6231,7 +6231,7 @@
                 <w:sz w:val="18"/>
                 <w:szCs w:val="18"/>
               </w:rPr>
-              <w:t xml:space="preserve">[Account owner]</w:t>
+              <w:t xml:space="preserve">Account owner</w:t>
             </w:r>
           </w:p>
         </w:tc>
@@ -6283,7 +6283,7 @@
                 <w:sz w:val="18"/>
                 <w:szCs w:val="18"/>
               </w:rPr>
-              <w:t xml:space="preserve">[ ]</w:t>
+              <w:t xml:space="preserve">Done, September 22, 2026</w:t>
             </w:r>
           </w:p>
         </w:tc>
@@ -7690,7 +7690,7 @@
                 <w:sz w:val="18"/>
                 <w:szCs w:val="18"/>
               </w:rPr>
-              <w:t xml:space="preserve">[Active / date]</w:t>
+              <w:t xml:space="preserve">Active since September 22, 2026 (accepted by the account owner)</w:t>
             </w:r>
           </w:p>
         </w:tc>
@@ -8063,6 +8063,116 @@
         <w:tc>
           <w:tcPr>
             <w:tcW w:type="dxa" w:w="1760"/>
+            <w:tcMar>
+              <w:top w:type="dxa" w:w="60"/>
+              <w:left w:type="dxa" w:w="100"/>
+              <w:bottom w:type="dxa" w:w="60"/>
+              <w:right w:type="dxa" w:w="100"/>
+            </w:tcMar>
+            <w:vAlign w:val="top"/>
+          </w:tcPr>
+          <w:p>
+            <w:pPr>
+              <w:spacing w:after="40"/>
+            </w:pPr>
+            <w:r>
+              <w:rPr>
+                <w:b w:val="false"/>
+                <w:bCs w:val="false"/>
+                <w:sz w:val="18"/>
+                <w:szCs w:val="18"/>
+              </w:rPr>
+              <w:t xml:space="preserve">[Name]</w:t>
+            </w:r>
+          </w:p>
+        </w:tc>
+      </w:tr>
+      <w:tr>
+        <w:tc>
+          <w:tcPr>
+            <w:tcW w:type="dxa" w:w="1200"/>
+            <w:shd w:fill="F7F7F7" w:color="auto" w:val="clear"/>
+            <w:tcMar>
+              <w:top w:type="dxa" w:w="60"/>
+              <w:left w:type="dxa" w:w="100"/>
+              <w:bottom w:type="dxa" w:w="60"/>
+              <w:right w:type="dxa" w:w="100"/>
+            </w:tcMar>
+            <w:vAlign w:val="top"/>
+          </w:tcPr>
+          <w:p>
+            <w:pPr>
+              <w:spacing w:after="40"/>
+            </w:pPr>
+            <w:r>
+              <w:rPr>
+                <w:b/>
+                <w:bCs/>
+                <w:sz w:val="18"/>
+                <w:szCs w:val="18"/>
+              </w:rPr>
+              <w:t xml:space="preserve">1.1</w:t>
+            </w:r>
+          </w:p>
+        </w:tc>
+        <w:tc>
+          <w:tcPr>
+            <w:tcW w:type="dxa" w:w="2200"/>
+            <w:shd w:fill="F7F7F7" w:color="auto" w:val="clear"/>
+            <w:tcMar>
+              <w:top w:type="dxa" w:w="60"/>
+              <w:left w:type="dxa" w:w="100"/>
+              <w:bottom w:type="dxa" w:w="60"/>
+              <w:right w:type="dxa" w:w="100"/>
+            </w:tcMar>
+            <w:vAlign w:val="top"/>
+          </w:tcPr>
+          <w:p>
+            <w:pPr>
+              <w:spacing w:after="40"/>
+            </w:pPr>
+            <w:r>
+              <w:rPr>
+                <w:b w:val="false"/>
+                <w:bCs w:val="false"/>
+                <w:sz w:val="18"/>
+                <w:szCs w:val="18"/>
+              </w:rPr>
+              <w:t xml:space="preserve">September 22, 2026</w:t>
+            </w:r>
+          </w:p>
+        </w:tc>
+        <w:tc>
+          <w:tcPr>
+            <w:tcW w:type="dxa" w:w="4200"/>
+            <w:shd w:fill="F7F7F7" w:color="auto" w:val="clear"/>
+            <w:tcMar>
+              <w:top w:type="dxa" w:w="60"/>
+              <w:left w:type="dxa" w:w="100"/>
+              <w:bottom w:type="dxa" w:w="60"/>
+              <w:right w:type="dxa" w:w="100"/>
+            </w:tcMar>
+            <w:vAlign w:val="top"/>
+          </w:tcPr>
+          <w:p>
+            <w:pPr>
+              <w:spacing w:after="40"/>
+            </w:pPr>
+            <w:r>
+              <w:rPr>
+                <w:b w:val="false"/>
+                <w:bCs w:val="false"/>
+                <w:sz w:val="18"/>
+                <w:szCs w:val="18"/>
+              </w:rPr>
+              <w:t xml:space="preserve">AWS Business Associate Addendum accepted; remediation item closed</w:t>
+            </w:r>
+          </w:p>
+        </w:tc>
+        <w:tc>
+          <w:tcPr>
+            <w:tcW w:type="dxa" w:w="1760"/>
+            <w:shd w:fill="F7F7F7" w:color="auto" w:val="clear"/>
             <w:tcMar>
               <w:top w:type="dxa" w:w="60"/>
               <w:left w:type="dxa" w:w="100"/>

--- a/packages/web/public/docs/Helixona-Assistant-Risk-Analysis.docx
+++ b/packages/web/public/docs/Helixona-Assistant-Risk-Analysis.docx
@@ -269,7 +269,7 @@
                 <w:sz w:val="18"/>
                 <w:szCs w:val="18"/>
               </w:rPr>
-              <w:t xml:space="preserve">1.1, September 22, 2026</w:t>
+              <w:t xml:space="preserve">1.2, September 22, 2026</w:t>
             </w:r>
           </w:p>
         </w:tc>
@@ -1151,7 +1151,7 @@
                 <w:sz w:val="18"/>
                 <w:szCs w:val="18"/>
               </w:rPr>
-              <w:t xml:space="preserve">Anthropic Claude API (Sonnet 5, Opus 5, Fable 5.1) under the clinic's BAA with HIPAA readiness enabled</w:t>
+              <w:t xml:space="preserve">Anthropic Claude API (Sonnet 5, Opus 5.5, Fable 5.1) under the clinic's BAA with HIPAA readiness enabled</w:t>
             </w:r>
           </w:p>
         </w:tc>
@@ -8173,6 +8173,112 @@
           <w:tcPr>
             <w:tcW w:type="dxa" w:w="1760"/>
             <w:shd w:fill="F7F7F7" w:color="auto" w:val="clear"/>
+            <w:tcMar>
+              <w:top w:type="dxa" w:w="60"/>
+              <w:left w:type="dxa" w:w="100"/>
+              <w:bottom w:type="dxa" w:w="60"/>
+              <w:right w:type="dxa" w:w="100"/>
+            </w:tcMar>
+            <w:vAlign w:val="top"/>
+          </w:tcPr>
+          <w:p>
+            <w:pPr>
+              <w:spacing w:after="40"/>
+            </w:pPr>
+            <w:r>
+              <w:rPr>
+                <w:b w:val="false"/>
+                <w:bCs w:val="false"/>
+                <w:sz w:val="18"/>
+                <w:szCs w:val="18"/>
+              </w:rPr>
+              <w:t xml:space="preserve">[Name]</w:t>
+            </w:r>
+          </w:p>
+        </w:tc>
+      </w:tr>
+      <w:tr>
+        <w:tc>
+          <w:tcPr>
+            <w:tcW w:type="dxa" w:w="1200"/>
+            <w:tcMar>
+              <w:top w:type="dxa" w:w="60"/>
+              <w:left w:type="dxa" w:w="100"/>
+              <w:bottom w:type="dxa" w:w="60"/>
+              <w:right w:type="dxa" w:w="100"/>
+            </w:tcMar>
+            <w:vAlign w:val="top"/>
+          </w:tcPr>
+          <w:p>
+            <w:pPr>
+              <w:spacing w:after="40"/>
+            </w:pPr>
+            <w:r>
+              <w:rPr>
+                <w:b/>
+                <w:bCs/>
+                <w:sz w:val="18"/>
+                <w:szCs w:val="18"/>
+              </w:rPr>
+              <w:t xml:space="preserve">1.2</w:t>
+            </w:r>
+          </w:p>
+        </w:tc>
+        <w:tc>
+          <w:tcPr>
+            <w:tcW w:type="dxa" w:w="2200"/>
+            <w:tcMar>
+              <w:top w:type="dxa" w:w="60"/>
+              <w:left w:type="dxa" w:w="100"/>
+              <w:bottom w:type="dxa" w:w="60"/>
+              <w:right w:type="dxa" w:w="100"/>
+            </w:tcMar>
+            <w:vAlign w:val="top"/>
+          </w:tcPr>
+          <w:p>
+            <w:pPr>
+              <w:spacing w:after="40"/>
+            </w:pPr>
+            <w:r>
+              <w:rPr>
+                <w:b w:val="false"/>
+                <w:bCs w:val="false"/>
+                <w:sz w:val="18"/>
+                <w:szCs w:val="18"/>
+              </w:rPr>
+              <w:t xml:space="preserve">September 22, 2026</w:t>
+            </w:r>
+          </w:p>
+        </w:tc>
+        <w:tc>
+          <w:tcPr>
+            <w:tcW w:type="dxa" w:w="4200"/>
+            <w:tcMar>
+              <w:top w:type="dxa" w:w="60"/>
+              <w:left w:type="dxa" w:w="100"/>
+              <w:bottom w:type="dxa" w:w="60"/>
+              <w:right w:type="dxa" w:w="100"/>
+            </w:tcMar>
+            <w:vAlign w:val="top"/>
+          </w:tcPr>
+          <w:p>
+            <w:pPr>
+              <w:spacing w:after="40"/>
+            </w:pPr>
+            <w:r>
+              <w:rPr>
+                <w:b w:val="false"/>
+                <w:bCs w:val="false"/>
+                <w:sz w:val="18"/>
+                <w:szCs w:val="18"/>
+              </w:rPr>
+              <w:t xml:space="preserve">Opus model updated to Claude Opus 5.5 (same agreement and safeguards)</w:t>
+            </w:r>
+          </w:p>
+        </w:tc>
+        <w:tc>
+          <w:tcPr>
+            <w:tcW w:type="dxa" w:w="1760"/>
             <w:tcMar>
               <w:top w:type="dxa" w:w="60"/>
               <w:left w:type="dxa" w:w="100"/>

--- a/packages/web/public/docs/Helixona-Assistant-Risk-Analysis.docx
+++ b/packages/web/public/docs/Helixona-Assistant-Risk-Analysis.docx
@@ -400,7 +400,7 @@
           <w:sz w:val="20"/>
           <w:szCs w:val="20"/>
         </w:rPr>
-        <w:t xml:space="preserve">Fill in the bracketed fields, review with the clinic's Privacy Officer and Security Officer, and keep the signed copy with the compliance records for at least six years. Legal review is recommended before adoption.</w:t>
+        <w:t xml:space="preserve">Fill in the bracketed fields, review with the clinic's Privacy Officer and Security Officer, and keep a copy with the compliance records for at least six years. Legal review is recommended before adoption.</w:t>
       </w:r>
     </w:p>
     <w:p>
@@ -6528,7 +6528,7 @@
                 <w:sz w:val="18"/>
                 <w:szCs w:val="18"/>
               </w:rPr>
-              <w:t xml:space="preserve">Complete workforce training and collect signed acknowledgments</w:t>
+              <w:t xml:space="preserve">Complete workforce training for every user (recorded in the training log inside the assistant)</w:t>
             </w:r>
           </w:p>
         </w:tc>
@@ -6582,7 +6582,7 @@
                 <w:sz w:val="18"/>
                 <w:szCs w:val="18"/>
               </w:rPr>
-              <w:t xml:space="preserve">Before each user's first sign-in</w:t>
+              <w:t xml:space="preserve">Before each user's first conversation</w:t>
             </w:r>
           </w:p>
         </w:tc>
@@ -6968,6 +6968,14 @@
         <w:t xml:space="preserve">8. Approval</w:t>
       </w:r>
     </w:p>
+    <w:p>
+      <w:pPr>
+        <w:spacing w:after="120" w:line="276"/>
+      </w:pPr>
+      <w:r>
+        <w:t xml:space="preserve">Reviewed and approved by the people below. No signature is required: the approval is recorded here, with the name and the date.</w:t>
+      </w:r>
+    </w:p>
     <w:tbl>
       <w:tblPr>
         <w:tblW w:type="dxa" w:w="9360"/>
@@ -7013,7 +7021,7 @@
                 <w:sz w:val="18"/>
                 <w:szCs w:val="18"/>
               </w:rPr>
-              <w:t xml:space="preserve">Name and role</w:t>
+              <w:t xml:space="preserve">Role</w:t>
             </w:r>
           </w:p>
         </w:tc>
@@ -7041,7 +7049,7 @@
                 <w:sz w:val="18"/>
                 <w:szCs w:val="18"/>
               </w:rPr>
-              <w:t xml:space="preserve">Signature</w:t>
+              <w:t xml:space="preserve">Name</w:t>
             </w:r>
           </w:p>
         </w:tc>
@@ -7075,9 +7083,6 @@
         </w:tc>
       </w:tr>
       <w:tr>
-        <w:trPr>
-          <w:trHeight w:val="700" w:hRule="atLeast"/>
-        </w:trPr>
         <w:tc>
           <w:tcPr>
             <w:tcW w:type="dxa" w:w="3400"/>
@@ -7095,10 +7100,12 @@
             </w:pPr>
             <w:r>
               <w:rPr>
-                <w:sz w:val="18"/>
-                <w:szCs w:val="18"/>
-              </w:rPr>
-              <w:t xml:space="preserve">[Name], Security Officer</w:t>
+                <w:b/>
+                <w:bCs/>
+                <w:sz w:val="18"/>
+                <w:szCs w:val="18"/>
+              </w:rPr>
+              <w:t xml:space="preserve">Security Officer</w:t>
             </w:r>
           </w:p>
         </w:tc>
@@ -7119,10 +7126,12 @@
             </w:pPr>
             <w:r>
               <w:rPr>
-                <w:sz w:val="18"/>
-                <w:szCs w:val="18"/>
-              </w:rPr>
-              <w:t xml:space="preserve"/>
+                <w:b w:val="false"/>
+                <w:bCs w:val="false"/>
+                <w:sz w:val="18"/>
+                <w:szCs w:val="18"/>
+              </w:rPr>
+              <w:t xml:space="preserve">[Name]</w:t>
             </w:r>
           </w:p>
         </w:tc>
@@ -7143,95 +7152,100 @@
             </w:pPr>
             <w:r>
               <w:rPr>
-                <w:sz w:val="18"/>
-                <w:szCs w:val="18"/>
-              </w:rPr>
-              <w:t xml:space="preserve"/>
+                <w:b w:val="false"/>
+                <w:bCs w:val="false"/>
+                <w:sz w:val="18"/>
+                <w:szCs w:val="18"/>
+              </w:rPr>
+              <w:t xml:space="preserve">[Date]</w:t>
             </w:r>
           </w:p>
         </w:tc>
       </w:tr>
       <w:tr>
-        <w:trPr>
-          <w:trHeight w:val="700" w:hRule="atLeast"/>
-        </w:trPr>
         <w:tc>
           <w:tcPr>
             <w:tcW w:type="dxa" w:w="3400"/>
-            <w:tcMar>
-              <w:top w:type="dxa" w:w="60"/>
-              <w:left w:type="dxa" w:w="100"/>
-              <w:bottom w:type="dxa" w:w="60"/>
-              <w:right w:type="dxa" w:w="100"/>
-            </w:tcMar>
-            <w:vAlign w:val="top"/>
-          </w:tcPr>
-          <w:p>
-            <w:pPr>
-              <w:spacing w:after="40"/>
-            </w:pPr>
-            <w:r>
-              <w:rPr>
-                <w:sz w:val="18"/>
-                <w:szCs w:val="18"/>
-              </w:rPr>
-              <w:t xml:space="preserve">[Name], Privacy Officer</w:t>
+            <w:shd w:fill="F7F7F7" w:color="auto" w:val="clear"/>
+            <w:tcMar>
+              <w:top w:type="dxa" w:w="60"/>
+              <w:left w:type="dxa" w:w="100"/>
+              <w:bottom w:type="dxa" w:w="60"/>
+              <w:right w:type="dxa" w:w="100"/>
+            </w:tcMar>
+            <w:vAlign w:val="top"/>
+          </w:tcPr>
+          <w:p>
+            <w:pPr>
+              <w:spacing w:after="40"/>
+            </w:pPr>
+            <w:r>
+              <w:rPr>
+                <w:b/>
+                <w:bCs/>
+                <w:sz w:val="18"/>
+                <w:szCs w:val="18"/>
+              </w:rPr>
+              <w:t xml:space="preserve">Privacy Officer</w:t>
             </w:r>
           </w:p>
         </w:tc>
         <w:tc>
           <w:tcPr>
             <w:tcW w:type="dxa" w:w="3600"/>
-            <w:tcMar>
-              <w:top w:type="dxa" w:w="60"/>
-              <w:left w:type="dxa" w:w="100"/>
-              <w:bottom w:type="dxa" w:w="60"/>
-              <w:right w:type="dxa" w:w="100"/>
-            </w:tcMar>
-            <w:vAlign w:val="top"/>
-          </w:tcPr>
-          <w:p>
-            <w:pPr>
-              <w:spacing w:after="40"/>
-            </w:pPr>
-            <w:r>
-              <w:rPr>
-                <w:sz w:val="18"/>
-                <w:szCs w:val="18"/>
-              </w:rPr>
-              <w:t xml:space="preserve"/>
+            <w:shd w:fill="F7F7F7" w:color="auto" w:val="clear"/>
+            <w:tcMar>
+              <w:top w:type="dxa" w:w="60"/>
+              <w:left w:type="dxa" w:w="100"/>
+              <w:bottom w:type="dxa" w:w="60"/>
+              <w:right w:type="dxa" w:w="100"/>
+            </w:tcMar>
+            <w:vAlign w:val="top"/>
+          </w:tcPr>
+          <w:p>
+            <w:pPr>
+              <w:spacing w:after="40"/>
+            </w:pPr>
+            <w:r>
+              <w:rPr>
+                <w:b w:val="false"/>
+                <w:bCs w:val="false"/>
+                <w:sz w:val="18"/>
+                <w:szCs w:val="18"/>
+              </w:rPr>
+              <w:t xml:space="preserve">[Name]</w:t>
             </w:r>
           </w:p>
         </w:tc>
         <w:tc>
           <w:tcPr>
             <w:tcW w:type="dxa" w:w="2360"/>
-            <w:tcMar>
-              <w:top w:type="dxa" w:w="60"/>
-              <w:left w:type="dxa" w:w="100"/>
-              <w:bottom w:type="dxa" w:w="60"/>
-              <w:right w:type="dxa" w:w="100"/>
-            </w:tcMar>
-            <w:vAlign w:val="top"/>
-          </w:tcPr>
-          <w:p>
-            <w:pPr>
-              <w:spacing w:after="40"/>
-            </w:pPr>
-            <w:r>
-              <w:rPr>
-                <w:sz w:val="18"/>
-                <w:szCs w:val="18"/>
-              </w:rPr>
-              <w:t xml:space="preserve"/>
+            <w:shd w:fill="F7F7F7" w:color="auto" w:val="clear"/>
+            <w:tcMar>
+              <w:top w:type="dxa" w:w="60"/>
+              <w:left w:type="dxa" w:w="100"/>
+              <w:bottom w:type="dxa" w:w="60"/>
+              <w:right w:type="dxa" w:w="100"/>
+            </w:tcMar>
+            <w:vAlign w:val="top"/>
+          </w:tcPr>
+          <w:p>
+            <w:pPr>
+              <w:spacing w:after="40"/>
+            </w:pPr>
+            <w:r>
+              <w:rPr>
+                <w:b w:val="false"/>
+                <w:bCs w:val="false"/>
+                <w:sz w:val="18"/>
+                <w:szCs w:val="18"/>
+              </w:rPr>
+              <w:t xml:space="preserve">[Date]</w:t>
             </w:r>
           </w:p>
         </w:tc>
       </w:tr>
       <w:tr>
-        <w:trPr>
-          <w:trHeight w:val="700" w:hRule="atLeast"/>
-        </w:trPr>
         <w:tc>
           <w:tcPr>
             <w:tcW w:type="dxa" w:w="3400"/>
@@ -7249,10 +7263,12 @@
             </w:pPr>
             <w:r>
               <w:rPr>
-                <w:sz w:val="18"/>
-                <w:szCs w:val="18"/>
-              </w:rPr>
-              <w:t xml:space="preserve">[Name], Owner / Medical Director</w:t>
+                <w:b/>
+                <w:bCs/>
+                <w:sz w:val="18"/>
+                <w:szCs w:val="18"/>
+              </w:rPr>
+              <w:t xml:space="preserve">Owner / Medical Director</w:t>
             </w:r>
           </w:p>
         </w:tc>
@@ -7273,10 +7289,12 @@
             </w:pPr>
             <w:r>
               <w:rPr>
-                <w:sz w:val="18"/>
-                <w:szCs w:val="18"/>
-              </w:rPr>
-              <w:t xml:space="preserve"/>
+                <w:b w:val="false"/>
+                <w:bCs w:val="false"/>
+                <w:sz w:val="18"/>
+                <w:szCs w:val="18"/>
+              </w:rPr>
+              <w:t xml:space="preserve">[Name]</w:t>
             </w:r>
           </w:p>
         </w:tc>
@@ -7297,10 +7315,12 @@
             </w:pPr>
             <w:r>
               <w:rPr>
-                <w:sz w:val="18"/>
-                <w:szCs w:val="18"/>
-              </w:rPr>
-              <w:t xml:space="preserve"/>
+                <w:b w:val="false"/>
+                <w:bCs w:val="false"/>
+                <w:sz w:val="18"/>
+                <w:szCs w:val="18"/>
+              </w:rPr>
+              <w:t xml:space="preserve">[Date]</w:t>
             </w:r>
           </w:p>
         </w:tc>

--- a/packages/web/public/docs/Helixona-Assistant-Risk-Analysis.docx
+++ b/packages/web/public/docs/Helixona-Assistant-Risk-Analysis.docx
@@ -1271,7 +1271,7 @@
         <w:t xml:space="preserve">Staff: </w:t>
       </w:r>
       <w:r>
-        <w:t xml:space="preserve">use the assistant, their own conversations and files, and any project shared with the clinic.</w:t>
+        <w:t xml:space="preserve">use the assistant, their own conversations and files, the shared projects they were added to (whose conversations every member sees), and any project shared with the clinic.</w:t>
       </w:r>
     </w:p>
     <w:p>

--- a/packages/web/public/docs/Helixona-Assistant-Risk-Analysis.docx
+++ b/packages/web/public/docs/Helixona-Assistant-Risk-Analysis.docx
@@ -269,7 +269,7 @@
                 <w:sz w:val="18"/>
                 <w:szCs w:val="18"/>
               </w:rPr>
-              <w:t xml:space="preserve">1.2, September 22, 2026</w:t>
+              <w:t xml:space="preserve">1.3, September 28, 2026</w:t>
             </w:r>
           </w:p>
         </w:tc>
@@ -962,7 +962,7 @@
                 <w:sz w:val="18"/>
                 <w:szCs w:val="18"/>
               </w:rPr>
-              <w:t xml:space="preserve">Uploaded PDF, TXT, MD and CSV files; project knowledge files</w:t>
+              <w:t xml:space="preserve">Uploaded PDF, TXT, MD and CSV files; text transcriptions of long PDFs; project knowledge files</w:t>
             </w:r>
           </w:p>
         </w:tc>
@@ -1588,7 +1588,7 @@
                 <w:sz w:val="18"/>
                 <w:szCs w:val="18"/>
               </w:rPr>
-              <w:t xml:space="preserve">Uploaded files (EOBs, letters, claims)</w:t>
+              <w:t xml:space="preserve">Uploaded files (EOBs, letters, claims, lab histories)</w:t>
             </w:r>
           </w:p>
         </w:tc>
@@ -1697,7 +1697,7 @@
                 <w:sz w:val="18"/>
                 <w:szCs w:val="18"/>
               </w:rPr>
-              <w:t xml:space="preserve">Project instructions and knowledge files</w:t>
+              <w:t xml:space="preserve">Transcriptions of long PDFs (the text of their pages)</w:t>
             </w:r>
           </w:p>
         </w:tc>
@@ -1723,7 +1723,7 @@
                 <w:sz w:val="18"/>
                 <w:szCs w:val="18"/>
               </w:rPr>
-              <w:t xml:space="preserve">Possibly</w:t>
+              <w:t xml:space="preserve">Yes</w:t>
             </w:r>
           </w:p>
         </w:tc>
@@ -1749,7 +1749,7 @@
                 <w:sz w:val="18"/>
                 <w:szCs w:val="18"/>
               </w:rPr>
-              <w:t xml:space="preserve">DynamoDB projects table and S3 under the project's prefix</w:t>
+              <w:t xml:space="preserve">S3 attachments bucket, next to the file they come from</w:t>
             </w:r>
           </w:p>
         </w:tc>
@@ -1775,7 +1775,7 @@
                 <w:sz w:val="18"/>
                 <w:szCs w:val="18"/>
               </w:rPr>
-              <w:t xml:space="preserve">Until the project or file is deleted</w:t>
+              <w:t xml:space="preserve">30 days, deleted with the conversation</w:t>
             </w:r>
           </w:p>
         </w:tc>
@@ -1804,7 +1804,7 @@
                 <w:sz w:val="18"/>
                 <w:szCs w:val="18"/>
               </w:rPr>
-              <w:t xml:space="preserve">User accounts (name, work email)</w:t>
+              <w:t xml:space="preserve">Project instructions and knowledge files</w:t>
             </w:r>
           </w:p>
         </w:tc>
@@ -1831,7 +1831,7 @@
                 <w:sz w:val="18"/>
                 <w:szCs w:val="18"/>
               </w:rPr>
-              <w:t xml:space="preserve">No</w:t>
+              <w:t xml:space="preserve">Possibly</w:t>
             </w:r>
           </w:p>
         </w:tc>
@@ -1858,7 +1858,7 @@
                 <w:sz w:val="18"/>
                 <w:szCs w:val="18"/>
               </w:rPr>
-              <w:t xml:space="preserve">Cognito user pool</w:t>
+              <w:t xml:space="preserve">DynamoDB projects table and S3 under the project's prefix</w:t>
             </w:r>
           </w:p>
         </w:tc>
@@ -1885,7 +1885,7 @@
                 <w:sz w:val="18"/>
                 <w:szCs w:val="18"/>
               </w:rPr>
-              <w:t xml:space="preserve">Until the account is deleted</w:t>
+              <w:t xml:space="preserve">Until the project or file is deleted</w:t>
             </w:r>
           </w:p>
         </w:tc>
@@ -1913,7 +1913,7 @@
                 <w:sz w:val="18"/>
                 <w:szCs w:val="18"/>
               </w:rPr>
-              <w:t xml:space="preserve">Audit log (who did what, when; never content)</w:t>
+              <w:t xml:space="preserve">User accounts (name, work email)</w:t>
             </w:r>
           </w:p>
         </w:tc>
@@ -1965,7 +1965,7 @@
                 <w:sz w:val="18"/>
                 <w:szCs w:val="18"/>
               </w:rPr>
-              <w:t xml:space="preserve">DynamoDB audit table</w:t>
+              <w:t xml:space="preserve">Cognito user pool</w:t>
             </w:r>
           </w:p>
         </w:tc>
@@ -1991,7 +1991,7 @@
                 <w:sz w:val="18"/>
                 <w:szCs w:val="18"/>
               </w:rPr>
-              <w:t xml:space="preserve">Retained for review; no content</w:t>
+              <w:t xml:space="preserve">Until the account is deleted</w:t>
             </w:r>
           </w:p>
         </w:tc>
@@ -2020,7 +2020,7 @@
                 <w:sz w:val="18"/>
                 <w:szCs w:val="18"/>
               </w:rPr>
-              <w:t xml:space="preserve">Application and access logs</w:t>
+              <w:t xml:space="preserve">Audit log (who did what, when; never content)</w:t>
             </w:r>
           </w:p>
         </w:tc>
@@ -2047,7 +2047,7 @@
                 <w:sz w:val="18"/>
                 <w:szCs w:val="18"/>
               </w:rPr>
-              <w:t xml:space="preserve">No content by design</w:t>
+              <w:t xml:space="preserve">No</w:t>
             </w:r>
           </w:p>
         </w:tc>
@@ -2074,7 +2074,7 @@
                 <w:sz w:val="18"/>
                 <w:szCs w:val="18"/>
               </w:rPr>
-              <w:t xml:space="preserve">CloudWatch Logs, CloudTrail bucket</w:t>
+              <w:t xml:space="preserve">DynamoDB audit table</w:t>
             </w:r>
           </w:p>
         </w:tc>
@@ -2101,7 +2101,7 @@
                 <w:sz w:val="18"/>
                 <w:szCs w:val="18"/>
               </w:rPr>
-              <w:t xml:space="preserve">1 year (logs); CloudTrail retained in S3</w:t>
+              <w:t xml:space="preserve">Retained for review; no content</w:t>
             </w:r>
           </w:p>
         </w:tc>
@@ -2129,7 +2129,7 @@
                 <w:sz w:val="18"/>
                 <w:szCs w:val="18"/>
               </w:rPr>
-              <w:t xml:space="preserve">Backups</w:t>
+              <w:t xml:space="preserve">Application and access logs</w:t>
             </w:r>
           </w:p>
         </w:tc>
@@ -2155,7 +2155,7 @@
                 <w:sz w:val="18"/>
                 <w:szCs w:val="18"/>
               </w:rPr>
-              <w:t xml:space="preserve">Yes (copies of the tables)</w:t>
+              <w:t xml:space="preserve">No content by design</w:t>
             </w:r>
           </w:p>
         </w:tc>
@@ -2181,7 +2181,7 @@
                 <w:sz w:val="18"/>
                 <w:szCs w:val="18"/>
               </w:rPr>
-              <w:t xml:space="preserve">AWS Backup vault, KMS-encrypted</w:t>
+              <w:t xml:space="preserve">CloudWatch Logs, CloudTrail bucket</w:t>
             </w:r>
           </w:p>
         </w:tc>
@@ -2207,7 +2207,7 @@
                 <w:sz w:val="18"/>
                 <w:szCs w:val="18"/>
               </w:rPr>
-              <w:t xml:space="preserve">35 days</w:t>
+              <w:t xml:space="preserve">1 year (logs); CloudTrail retained in S3</w:t>
             </w:r>
           </w:p>
         </w:tc>
@@ -2236,6 +2236,115 @@
                 <w:sz w:val="18"/>
                 <w:szCs w:val="18"/>
               </w:rPr>
+              <w:t xml:space="preserve">Backups</w:t>
+            </w:r>
+          </w:p>
+        </w:tc>
+        <w:tc>
+          <w:tcPr>
+            <w:tcW w:type="dxa" w:w="1500"/>
+            <w:shd w:fill="F7F7F7" w:color="auto" w:val="clear"/>
+            <w:tcMar>
+              <w:top w:type="dxa" w:w="60"/>
+              <w:left w:type="dxa" w:w="100"/>
+              <w:bottom w:type="dxa" w:w="60"/>
+              <w:right w:type="dxa" w:w="100"/>
+            </w:tcMar>
+            <w:vAlign w:val="top"/>
+          </w:tcPr>
+          <w:p>
+            <w:pPr>
+              <w:spacing w:after="40"/>
+            </w:pPr>
+            <w:r>
+              <w:rPr>
+                <w:b w:val="false"/>
+                <w:bCs w:val="false"/>
+                <w:sz w:val="18"/>
+                <w:szCs w:val="18"/>
+              </w:rPr>
+              <w:t xml:space="preserve">Yes (copies of the tables)</w:t>
+            </w:r>
+          </w:p>
+        </w:tc>
+        <w:tc>
+          <w:tcPr>
+            <w:tcW w:type="dxa" w:w="2600"/>
+            <w:shd w:fill="F7F7F7" w:color="auto" w:val="clear"/>
+            <w:tcMar>
+              <w:top w:type="dxa" w:w="60"/>
+              <w:left w:type="dxa" w:w="100"/>
+              <w:bottom w:type="dxa" w:w="60"/>
+              <w:right w:type="dxa" w:w="100"/>
+            </w:tcMar>
+            <w:vAlign w:val="top"/>
+          </w:tcPr>
+          <w:p>
+            <w:pPr>
+              <w:spacing w:after="40"/>
+            </w:pPr>
+            <w:r>
+              <w:rPr>
+                <w:b w:val="false"/>
+                <w:bCs w:val="false"/>
+                <w:sz w:val="18"/>
+                <w:szCs w:val="18"/>
+              </w:rPr>
+              <w:t xml:space="preserve">AWS Backup vault, KMS-encrypted</w:t>
+            </w:r>
+          </w:p>
+        </w:tc>
+        <w:tc>
+          <w:tcPr>
+            <w:tcW w:type="dxa" w:w="2360"/>
+            <w:shd w:fill="F7F7F7" w:color="auto" w:val="clear"/>
+            <w:tcMar>
+              <w:top w:type="dxa" w:w="60"/>
+              <w:left w:type="dxa" w:w="100"/>
+              <w:bottom w:type="dxa" w:w="60"/>
+              <w:right w:type="dxa" w:w="100"/>
+            </w:tcMar>
+            <w:vAlign w:val="top"/>
+          </w:tcPr>
+          <w:p>
+            <w:pPr>
+              <w:spacing w:after="40"/>
+            </w:pPr>
+            <w:r>
+              <w:rPr>
+                <w:b w:val="false"/>
+                <w:bCs w:val="false"/>
+                <w:sz w:val="18"/>
+                <w:szCs w:val="18"/>
+              </w:rPr>
+              <w:t xml:space="preserve">35 days</w:t>
+            </w:r>
+          </w:p>
+        </w:tc>
+      </w:tr>
+      <w:tr>
+        <w:tc>
+          <w:tcPr>
+            <w:tcW w:type="dxa" w:w="2900"/>
+            <w:tcMar>
+              <w:top w:type="dxa" w:w="60"/>
+              <w:left w:type="dxa" w:w="100"/>
+              <w:bottom w:type="dxa" w:w="60"/>
+              <w:right w:type="dxa" w:w="100"/>
+            </w:tcMar>
+            <w:vAlign w:val="top"/>
+          </w:tcPr>
+          <w:p>
+            <w:pPr>
+              <w:spacing w:after="40"/>
+            </w:pPr>
+            <w:r>
+              <w:rPr>
+                <w:b/>
+                <w:bCs/>
+                <w:sz w:val="18"/>
+                <w:szCs w:val="18"/>
+              </w:rPr>
               <w:t xml:space="preserve">Data at Anthropic</w:t>
             </w:r>
           </w:p>
@@ -2243,7 +2352,6 @@
         <w:tc>
           <w:tcPr>
             <w:tcW w:type="dxa" w:w="1500"/>
-            <w:shd w:fill="F7F7F7" w:color="auto" w:val="clear"/>
             <w:tcMar>
               <w:top w:type="dxa" w:w="60"/>
               <w:left w:type="dxa" w:w="100"/>
@@ -2270,7 +2378,6 @@
         <w:tc>
           <w:tcPr>
             <w:tcW w:type="dxa" w:w="2600"/>
-            <w:shd w:fill="F7F7F7" w:color="auto" w:val="clear"/>
             <w:tcMar>
               <w:top w:type="dxa" w:w="60"/>
               <w:left w:type="dxa" w:w="100"/>
@@ -2297,7 +2404,6 @@
         <w:tc>
           <w:tcPr>
             <w:tcW w:type="dxa" w:w="2360"/>
-            <w:shd w:fill="F7F7F7" w:color="auto" w:val="clear"/>
             <w:tcMar>
               <w:top w:type="dxa" w:w="60"/>
               <w:left w:type="dxa" w:w="100"/>
@@ -2374,6 +2480,19 @@
       </w:pPr>
       <w:r>
         <w:t xml:space="preserve">Files are uploaded by the browser directly to the S3 bucket over HTTPS using a short-lived signed URL, then verified by the API before use.</w:t>
+      </w:r>
+    </w:p>
+    <w:p>
+      <w:pPr>
+        <w:pStyle w:val="ListParagraph"/>
+        <w:numPr>
+          <w:ilvl w:val="0"/>
+          <w:numId w:val="3"/>
+        </w:numPr>
+        <w:spacing w:after="60" w:line="276"/>
+      </w:pPr>
+      <w:r>
+        <w:t xml:space="preserve">A PDF too long to send in one request (more than 15 MB or 100 pages) is first transcribed a few pages at a time by Claude Sonnet 5, through the same Anthropic API and agreement. The transcription is stored next to the file, encrypted, and used in place of the file.</w:t>
       </w:r>
     </w:p>
     <w:p>
@@ -4982,7 +5101,7 @@
                 <w:sz w:val="18"/>
                 <w:szCs w:val="18"/>
               </w:rPr>
-              <w:t xml:space="preserve">The assistant is a drafting and analysis aid; licensed staff remain responsible for clinical and billing decisions; every response is reviewed before use; the system prompt instructs the model to flag uncertainty</w:t>
+              <w:t xml:space="preserve">The assistant is a drafting and analysis aid; licensed staff remain responsible for clinical and billing decisions; every response is reviewed before use; the system prompt instructs the model to flag uncertainty; transcriptions of long files carry page numbers and the interface asks staff to check values against the original pages</w:t>
             </w:r>
           </w:p>
         </w:tc>
@@ -5357,7 +5476,7 @@
                 <w:sz w:val="18"/>
                 <w:szCs w:val="18"/>
               </w:rPr>
-              <w:t xml:space="preserve">Conversations and uploaded files are deleted automatically after 30 days; users can delete a conversation at any time; project knowledge files are removed when the project is deleted</w:t>
+              <w:t xml:space="preserve">Conversations, uploaded files and their transcriptions are deleted automatically after 30 days; users can delete a conversation at any time; project knowledge files are removed when the project is deleted</w:t>
             </w:r>
           </w:p>
         </w:tc>
@@ -8299,6 +8418,116 @@
         <w:tc>
           <w:tcPr>
             <w:tcW w:type="dxa" w:w="1760"/>
+            <w:tcMar>
+              <w:top w:type="dxa" w:w="60"/>
+              <w:left w:type="dxa" w:w="100"/>
+              <w:bottom w:type="dxa" w:w="60"/>
+              <w:right w:type="dxa" w:w="100"/>
+            </w:tcMar>
+            <w:vAlign w:val="top"/>
+          </w:tcPr>
+          <w:p>
+            <w:pPr>
+              <w:spacing w:after="40"/>
+            </w:pPr>
+            <w:r>
+              <w:rPr>
+                <w:b w:val="false"/>
+                <w:bCs w:val="false"/>
+                <w:sz w:val="18"/>
+                <w:szCs w:val="18"/>
+              </w:rPr>
+              <w:t xml:space="preserve">[Name]</w:t>
+            </w:r>
+          </w:p>
+        </w:tc>
+      </w:tr>
+      <w:tr>
+        <w:tc>
+          <w:tcPr>
+            <w:tcW w:type="dxa" w:w="1200"/>
+            <w:shd w:fill="F7F7F7" w:color="auto" w:val="clear"/>
+            <w:tcMar>
+              <w:top w:type="dxa" w:w="60"/>
+              <w:left w:type="dxa" w:w="100"/>
+              <w:bottom w:type="dxa" w:w="60"/>
+              <w:right w:type="dxa" w:w="100"/>
+            </w:tcMar>
+            <w:vAlign w:val="top"/>
+          </w:tcPr>
+          <w:p>
+            <w:pPr>
+              <w:spacing w:after="40"/>
+            </w:pPr>
+            <w:r>
+              <w:rPr>
+                <w:b/>
+                <w:bCs/>
+                <w:sz w:val="18"/>
+                <w:szCs w:val="18"/>
+              </w:rPr>
+              <w:t xml:space="preserve">1.3</w:t>
+            </w:r>
+          </w:p>
+        </w:tc>
+        <w:tc>
+          <w:tcPr>
+            <w:tcW w:type="dxa" w:w="2200"/>
+            <w:shd w:fill="F7F7F7" w:color="auto" w:val="clear"/>
+            <w:tcMar>
+              <w:top w:type="dxa" w:w="60"/>
+              <w:left w:type="dxa" w:w="100"/>
+              <w:bottom w:type="dxa" w:w="60"/>
+              <w:right w:type="dxa" w:w="100"/>
+            </w:tcMar>
+            <w:vAlign w:val="top"/>
+          </w:tcPr>
+          <w:p>
+            <w:pPr>
+              <w:spacing w:after="40"/>
+            </w:pPr>
+            <w:r>
+              <w:rPr>
+                <w:b w:val="false"/>
+                <w:bCs w:val="false"/>
+                <w:sz w:val="18"/>
+                <w:szCs w:val="18"/>
+              </w:rPr>
+              <w:t xml:space="preserve">September 28, 2026</w:t>
+            </w:r>
+          </w:p>
+        </w:tc>
+        <w:tc>
+          <w:tcPr>
+            <w:tcW w:type="dxa" w:w="4200"/>
+            <w:shd w:fill="F7F7F7" w:color="auto" w:val="clear"/>
+            <w:tcMar>
+              <w:top w:type="dxa" w:w="60"/>
+              <w:left w:type="dxa" w:w="100"/>
+              <w:bottom w:type="dxa" w:w="60"/>
+              <w:right w:type="dxa" w:w="100"/>
+            </w:tcMar>
+            <w:vAlign w:val="top"/>
+          </w:tcPr>
+          <w:p>
+            <w:pPr>
+              <w:spacing w:after="40"/>
+            </w:pPr>
+            <w:r>
+              <w:rPr>
+                <w:b w:val="false"/>
+                <w:bCs w:val="false"/>
+                <w:sz w:val="18"/>
+                <w:szCs w:val="18"/>
+              </w:rPr>
+              <w:t xml:space="preserve">Long PDFs read page by page: text transcriptions stored with the file under the same encryption and retention; up to 20 files and 100 MB per file</w:t>
+            </w:r>
+          </w:p>
+        </w:tc>
+        <w:tc>
+          <w:tcPr>
+            <w:tcW w:type="dxa" w:w="1760"/>
+            <w:shd w:fill="F7F7F7" w:color="auto" w:val="clear"/>
             <w:tcMar>
               <w:top w:type="dxa" w:w="60"/>
               <w:left w:type="dxa" w:w="100"/>

--- a/packages/web/public/docs/Helixona-Assistant-Risk-Analysis.docx
+++ b/packages/web/public/docs/Helixona-Assistant-Risk-Analysis.docx
@@ -269,7 +269,7 @@
                 <w:sz w:val="18"/>
                 <w:szCs w:val="18"/>
               </w:rPr>
-              <w:t xml:space="preserve">1.3, September 28, 2026</w:t>
+              <w:t xml:space="preserve">1.4, September 28, 2026</w:t>
             </w:r>
           </w:p>
         </w:tc>
@@ -1151,7 +1151,7 @@
                 <w:sz w:val="18"/>
                 <w:szCs w:val="18"/>
               </w:rPr>
-              <w:t xml:space="preserve">Anthropic Claude API (Sonnet 5, Opus 5.5, Fable 5.1) under the clinic's BAA with HIPAA readiness enabled</w:t>
+              <w:t xml:space="preserve">Anthropic Claude API (Sonnet 5.5, Opus 5.5, Fable 5.1; the previous Sonnet and Opus only as fallbacks) under the clinic's BAA with HIPAA readiness enabled</w:t>
             </w:r>
           </w:p>
         </w:tc>
@@ -2492,7 +2492,7 @@
         <w:spacing w:after="60" w:line="276"/>
       </w:pPr>
       <w:r>
-        <w:t xml:space="preserve">A PDF too long to send in one request (more than 15 MB or 100 pages) is first transcribed a few pages at a time by Claude Sonnet 5, through the same Anthropic API and agreement. The transcription is stored next to the file, encrypted, and used in place of the file.</w:t>
+        <w:t xml:space="preserve">A PDF too long to send in one request (more than 15 MB or 100 pages) is first transcribed a few pages at a time by Claude Sonnet 5.5, through the same Anthropic API and agreement. The transcription is stored next to the file, encrypted, and used in place of the file.</w:t>
       </w:r>
     </w:p>
     <w:p>
@@ -8528,6 +8528,112 @@
           <w:tcPr>
             <w:tcW w:type="dxa" w:w="1760"/>
             <w:shd w:fill="F7F7F7" w:color="auto" w:val="clear"/>
+            <w:tcMar>
+              <w:top w:type="dxa" w:w="60"/>
+              <w:left w:type="dxa" w:w="100"/>
+              <w:bottom w:type="dxa" w:w="60"/>
+              <w:right w:type="dxa" w:w="100"/>
+            </w:tcMar>
+            <w:vAlign w:val="top"/>
+          </w:tcPr>
+          <w:p>
+            <w:pPr>
+              <w:spacing w:after="40"/>
+            </w:pPr>
+            <w:r>
+              <w:rPr>
+                <w:b w:val="false"/>
+                <w:bCs w:val="false"/>
+                <w:sz w:val="18"/>
+                <w:szCs w:val="18"/>
+              </w:rPr>
+              <w:t xml:space="preserve">[Name]</w:t>
+            </w:r>
+          </w:p>
+        </w:tc>
+      </w:tr>
+      <w:tr>
+        <w:tc>
+          <w:tcPr>
+            <w:tcW w:type="dxa" w:w="1200"/>
+            <w:tcMar>
+              <w:top w:type="dxa" w:w="60"/>
+              <w:left w:type="dxa" w:w="100"/>
+              <w:bottom w:type="dxa" w:w="60"/>
+              <w:right w:type="dxa" w:w="100"/>
+            </w:tcMar>
+            <w:vAlign w:val="top"/>
+          </w:tcPr>
+          <w:p>
+            <w:pPr>
+              <w:spacing w:after="40"/>
+            </w:pPr>
+            <w:r>
+              <w:rPr>
+                <w:b/>
+                <w:bCs/>
+                <w:sz w:val="18"/>
+                <w:szCs w:val="18"/>
+              </w:rPr>
+              <w:t xml:space="preserve">1.4</w:t>
+            </w:r>
+          </w:p>
+        </w:tc>
+        <w:tc>
+          <w:tcPr>
+            <w:tcW w:type="dxa" w:w="2200"/>
+            <w:tcMar>
+              <w:top w:type="dxa" w:w="60"/>
+              <w:left w:type="dxa" w:w="100"/>
+              <w:bottom w:type="dxa" w:w="60"/>
+              <w:right w:type="dxa" w:w="100"/>
+            </w:tcMar>
+            <w:vAlign w:val="top"/>
+          </w:tcPr>
+          <w:p>
+            <w:pPr>
+              <w:spacing w:after="40"/>
+            </w:pPr>
+            <w:r>
+              <w:rPr>
+                <w:b w:val="false"/>
+                <w:bCs w:val="false"/>
+                <w:sz w:val="18"/>
+                <w:szCs w:val="18"/>
+              </w:rPr>
+              <w:t xml:space="preserve">September 28, 2026</w:t>
+            </w:r>
+          </w:p>
+        </w:tc>
+        <w:tc>
+          <w:tcPr>
+            <w:tcW w:type="dxa" w:w="4200"/>
+            <w:tcMar>
+              <w:top w:type="dxa" w:w="60"/>
+              <w:left w:type="dxa" w:w="100"/>
+              <w:bottom w:type="dxa" w:w="60"/>
+              <w:right w:type="dxa" w:w="100"/>
+            </w:tcMar>
+            <w:vAlign w:val="top"/>
+          </w:tcPr>
+          <w:p>
+            <w:pPr>
+              <w:spacing w:after="40"/>
+            </w:pPr>
+            <w:r>
+              <w:rPr>
+                <w:b w:val="false"/>
+                <w:bCs w:val="false"/>
+                <w:sz w:val="18"/>
+                <w:szCs w:val="18"/>
+              </w:rPr>
+              <w:t xml:space="preserve">Sonnet model updated to Claude Sonnet 5.5; existing conversations move to the newest model of their line (same agreement and safeguards)</w:t>
+            </w:r>
+          </w:p>
+        </w:tc>
+        <w:tc>
+          <w:tcPr>
+            <w:tcW w:type="dxa" w:w="1760"/>
             <w:tcMar>
               <w:top w:type="dxa" w:w="60"/>
               <w:left w:type="dxa" w:w="100"/>

--- a/packages/web/public/docs/Helixona-Assistant-Risk-Analysis.docx
+++ b/packages/web/public/docs/Helixona-Assistant-Risk-Analysis.docx
@@ -269,7 +269,7 @@
                 <w:sz w:val="18"/>
                 <w:szCs w:val="18"/>
               </w:rPr>
-              <w:t xml:space="preserve">1.4, September 28, 2026</w:t>
+              <w:t xml:space="preserve">1.5, September 28, 2026</w:t>
             </w:r>
           </w:p>
         </w:tc>
@@ -962,7 +962,7 @@
                 <w:sz w:val="18"/>
                 <w:szCs w:val="18"/>
               </w:rPr>
-              <w:t xml:space="preserve">Uploaded PDF, TXT, MD and CSV files; text transcriptions of long PDFs; project knowledge files</w:t>
+              <w:t xml:space="preserve">Uploaded PDF, Excel, CSV, TXT and MD files; text transcriptions of long PDFs; project knowledge files</w:t>
             </w:r>
           </w:p>
         </w:tc>
@@ -8634,6 +8634,116 @@
         <w:tc>
           <w:tcPr>
             <w:tcW w:type="dxa" w:w="1760"/>
+            <w:tcMar>
+              <w:top w:type="dxa" w:w="60"/>
+              <w:left w:type="dxa" w:w="100"/>
+              <w:bottom w:type="dxa" w:w="60"/>
+              <w:right w:type="dxa" w:w="100"/>
+            </w:tcMar>
+            <w:vAlign w:val="top"/>
+          </w:tcPr>
+          <w:p>
+            <w:pPr>
+              <w:spacing w:after="40"/>
+            </w:pPr>
+            <w:r>
+              <w:rPr>
+                <w:b w:val="false"/>
+                <w:bCs w:val="false"/>
+                <w:sz w:val="18"/>
+                <w:szCs w:val="18"/>
+              </w:rPr>
+              <w:t xml:space="preserve">[Name]</w:t>
+            </w:r>
+          </w:p>
+        </w:tc>
+      </w:tr>
+      <w:tr>
+        <w:tc>
+          <w:tcPr>
+            <w:tcW w:type="dxa" w:w="1200"/>
+            <w:shd w:fill="F7F7F7" w:color="auto" w:val="clear"/>
+            <w:tcMar>
+              <w:top w:type="dxa" w:w="60"/>
+              <w:left w:type="dxa" w:w="100"/>
+              <w:bottom w:type="dxa" w:w="60"/>
+              <w:right w:type="dxa" w:w="100"/>
+            </w:tcMar>
+            <w:vAlign w:val="top"/>
+          </w:tcPr>
+          <w:p>
+            <w:pPr>
+              <w:spacing w:after="40"/>
+            </w:pPr>
+            <w:r>
+              <w:rPr>
+                <w:b/>
+                <w:bCs/>
+                <w:sz w:val="18"/>
+                <w:szCs w:val="18"/>
+              </w:rPr>
+              <w:t xml:space="preserve">1.5</w:t>
+            </w:r>
+          </w:p>
+        </w:tc>
+        <w:tc>
+          <w:tcPr>
+            <w:tcW w:type="dxa" w:w="2200"/>
+            <w:shd w:fill="F7F7F7" w:color="auto" w:val="clear"/>
+            <w:tcMar>
+              <w:top w:type="dxa" w:w="60"/>
+              <w:left w:type="dxa" w:w="100"/>
+              <w:bottom w:type="dxa" w:w="60"/>
+              <w:right w:type="dxa" w:w="100"/>
+            </w:tcMar>
+            <w:vAlign w:val="top"/>
+          </w:tcPr>
+          <w:p>
+            <w:pPr>
+              <w:spacing w:after="40"/>
+            </w:pPr>
+            <w:r>
+              <w:rPr>
+                <w:b w:val="false"/>
+                <w:bCs w:val="false"/>
+                <w:sz w:val="18"/>
+                <w:szCs w:val="18"/>
+              </w:rPr>
+              <w:t xml:space="preserve">September 28, 2026</w:t>
+            </w:r>
+          </w:p>
+        </w:tc>
+        <w:tc>
+          <w:tcPr>
+            <w:tcW w:type="dxa" w:w="4200"/>
+            <w:shd w:fill="F7F7F7" w:color="auto" w:val="clear"/>
+            <w:tcMar>
+              <w:top w:type="dxa" w:w="60"/>
+              <w:left w:type="dxa" w:w="100"/>
+              <w:bottom w:type="dxa" w:w="60"/>
+              <w:right w:type="dxa" w:w="100"/>
+            </w:tcMar>
+            <w:vAlign w:val="top"/>
+          </w:tcPr>
+          <w:p>
+            <w:pPr>
+              <w:spacing w:after="40"/>
+            </w:pPr>
+            <w:r>
+              <w:rPr>
+                <w:b w:val="false"/>
+                <w:bCs w:val="false"/>
+                <w:sz w:val="18"/>
+                <w:szCs w:val="18"/>
+              </w:rPr>
+              <w:t xml:space="preserve">Excel workbooks: .xlsx attachments read on the server (values only); workbooks built in the browser from the attachment's original rows, each fetch audited without content</w:t>
+            </w:r>
+          </w:p>
+        </w:tc>
+        <w:tc>
+          <w:tcPr>
+            <w:tcW w:type="dxa" w:w="1760"/>
+            <w:shd w:fill="F7F7F7" w:color="auto" w:val="clear"/>
             <w:tcMar>
               <w:top w:type="dxa" w:w="60"/>
               <w:left w:type="dxa" w:w="100"/>

--- a/packages/web/public/docs/Helixona-Assistant-Risk-Analysis.docx
+++ b/packages/web/public/docs/Helixona-Assistant-Risk-Analysis.docx
@@ -269,7 +269,7 @@
                 <w:sz w:val="18"/>
                 <w:szCs w:val="18"/>
               </w:rPr>
-              <w:t xml:space="preserve">1.5, September 28, 2026</w:t>
+              <w:t xml:space="preserve">1.6, September 29, 2026</w:t>
             </w:r>
           </w:p>
         </w:tc>
@@ -1559,7 +1559,7 @@
                 <w:sz w:val="18"/>
                 <w:szCs w:val="18"/>
               </w:rPr>
-              <w:t xml:space="preserve">30 days, then deleted automatically; users may delete earlier</w:t>
+              <w:t xml:space="preserve">30 days, then deleted automatically; users may delete earlier. Exception: chats imported from Claude.ai as a backup are kept until deleted by hand (reviewed yearly)</w:t>
             </w:r>
           </w:p>
         </w:tc>
@@ -8744,6 +8744,112 @@
           <w:tcPr>
             <w:tcW w:type="dxa" w:w="1760"/>
             <w:shd w:fill="F7F7F7" w:color="auto" w:val="clear"/>
+            <w:tcMar>
+              <w:top w:type="dxa" w:w="60"/>
+              <w:left w:type="dxa" w:w="100"/>
+              <w:bottom w:type="dxa" w:w="60"/>
+              <w:right w:type="dxa" w:w="100"/>
+            </w:tcMar>
+            <w:vAlign w:val="top"/>
+          </w:tcPr>
+          <w:p>
+            <w:pPr>
+              <w:spacing w:after="40"/>
+            </w:pPr>
+            <w:r>
+              <w:rPr>
+                <w:b w:val="false"/>
+                <w:bCs w:val="false"/>
+                <w:sz w:val="18"/>
+                <w:szCs w:val="18"/>
+              </w:rPr>
+              <w:t xml:space="preserve">[Name]</w:t>
+            </w:r>
+          </w:p>
+        </w:tc>
+      </w:tr>
+      <w:tr>
+        <w:tc>
+          <w:tcPr>
+            <w:tcW w:type="dxa" w:w="1200"/>
+            <w:tcMar>
+              <w:top w:type="dxa" w:w="60"/>
+              <w:left w:type="dxa" w:w="100"/>
+              <w:bottom w:type="dxa" w:w="60"/>
+              <w:right w:type="dxa" w:w="100"/>
+            </w:tcMar>
+            <w:vAlign w:val="top"/>
+          </w:tcPr>
+          <w:p>
+            <w:pPr>
+              <w:spacing w:after="40"/>
+            </w:pPr>
+            <w:r>
+              <w:rPr>
+                <w:b/>
+                <w:bCs/>
+                <w:sz w:val="18"/>
+                <w:szCs w:val="18"/>
+              </w:rPr>
+              <w:t xml:space="preserve">1.6</w:t>
+            </w:r>
+          </w:p>
+        </w:tc>
+        <w:tc>
+          <w:tcPr>
+            <w:tcW w:type="dxa" w:w="2200"/>
+            <w:tcMar>
+              <w:top w:type="dxa" w:w="60"/>
+              <w:left w:type="dxa" w:w="100"/>
+              <w:bottom w:type="dxa" w:w="60"/>
+              <w:right w:type="dxa" w:w="100"/>
+            </w:tcMar>
+            <w:vAlign w:val="top"/>
+          </w:tcPr>
+          <w:p>
+            <w:pPr>
+              <w:spacing w:after="40"/>
+            </w:pPr>
+            <w:r>
+              <w:rPr>
+                <w:b w:val="false"/>
+                <w:bCs w:val="false"/>
+                <w:sz w:val="18"/>
+                <w:szCs w:val="18"/>
+              </w:rPr>
+              <w:t xml:space="preserve">September 29, 2026</w:t>
+            </w:r>
+          </w:p>
+        </w:tc>
+        <w:tc>
+          <w:tcPr>
+            <w:tcW w:type="dxa" w:w="4200"/>
+            <w:tcMar>
+              <w:top w:type="dxa" w:w="60"/>
+              <w:left w:type="dxa" w:w="100"/>
+              <w:bottom w:type="dxa" w:w="60"/>
+              <w:right w:type="dxa" w:w="100"/>
+            </w:tcMar>
+            <w:vAlign w:val="top"/>
+          </w:tcPr>
+          <w:p>
+            <w:pPr>
+              <w:spacing w:after="40"/>
+            </w:pPr>
+            <w:r>
+              <w:rPr>
+                <w:b w:val="false"/>
+                <w:bCs w:val="false"/>
+                <w:sz w:val="18"/>
+                <w:szCs w:val="18"/>
+              </w:rPr>
+              <w:t xml:space="preserve">Import from Claude: a Claude.ai export may land in a project shared with the whole team ("Backup Claude"); imported chats may be kept beyond the 30-day retention as a backup, deleted by hand and reviewed yearly</w:t>
+            </w:r>
+          </w:p>
+        </w:tc>
+        <w:tc>
+          <w:tcPr>
+            <w:tcW w:type="dxa" w:w="1760"/>
             <w:tcMar>
               <w:top w:type="dxa" w:w="60"/>
               <w:left w:type="dxa" w:w="100"/>

--- a/packages/web/public/docs/Helixona-Assistant-Risk-Analysis.docx
+++ b/packages/web/public/docs/Helixona-Assistant-Risk-Analysis.docx
@@ -269,7 +269,7 @@
                 <w:sz w:val="18"/>
                 <w:szCs w:val="18"/>
               </w:rPr>
-              <w:t xml:space="preserve">1.6, September 29, 2026</w:t>
+              <w:t xml:space="preserve">1.7, October 2, 2026</w:t>
             </w:r>
           </w:p>
         </w:tc>
@@ -1697,7 +1697,7 @@
                 <w:sz w:val="18"/>
                 <w:szCs w:val="18"/>
               </w:rPr>
-              <w:t xml:space="preserve">Transcriptions of long PDFs (the text of their pages)</w:t>
+              <w:t xml:space="preserve">Transcriptions of long PDFs (the text of their pages) and the rows of spreadsheets as the model reads them</w:t>
             </w:r>
           </w:p>
         </w:tc>
@@ -1775,7 +1775,7 @@
                 <w:sz w:val="18"/>
                 <w:szCs w:val="18"/>
               </w:rPr>
-              <w:t xml:space="preserve">30 days, deleted with the conversation</w:t>
+              <w:t xml:space="preserve">30 days, deleted with the conversation (or with the project, for a project file)</w:t>
             </w:r>
           </w:p>
         </w:tc>
@@ -8850,6 +8850,116 @@
         <w:tc>
           <w:tcPr>
             <w:tcW w:type="dxa" w:w="1760"/>
+            <w:tcMar>
+              <w:top w:type="dxa" w:w="60"/>
+              <w:left w:type="dxa" w:w="100"/>
+              <w:bottom w:type="dxa" w:w="60"/>
+              <w:right w:type="dxa" w:w="100"/>
+            </w:tcMar>
+            <w:vAlign w:val="top"/>
+          </w:tcPr>
+          <w:p>
+            <w:pPr>
+              <w:spacing w:after="40"/>
+            </w:pPr>
+            <w:r>
+              <w:rPr>
+                <w:b w:val="false"/>
+                <w:bCs w:val="false"/>
+                <w:sz w:val="18"/>
+                <w:szCs w:val="18"/>
+              </w:rPr>
+              <w:t xml:space="preserve">[Name]</w:t>
+            </w:r>
+          </w:p>
+        </w:tc>
+      </w:tr>
+      <w:tr>
+        <w:tc>
+          <w:tcPr>
+            <w:tcW w:type="dxa" w:w="1200"/>
+            <w:shd w:fill="F7F7F7" w:color="auto" w:val="clear"/>
+            <w:tcMar>
+              <w:top w:type="dxa" w:w="60"/>
+              <w:left w:type="dxa" w:w="100"/>
+              <w:bottom w:type="dxa" w:w="60"/>
+              <w:right w:type="dxa" w:w="100"/>
+            </w:tcMar>
+            <w:vAlign w:val="top"/>
+          </w:tcPr>
+          <w:p>
+            <w:pPr>
+              <w:spacing w:after="40"/>
+            </w:pPr>
+            <w:r>
+              <w:rPr>
+                <w:b/>
+                <w:bCs/>
+                <w:sz w:val="18"/>
+                <w:szCs w:val="18"/>
+              </w:rPr>
+              <w:t xml:space="preserve">1.7</w:t>
+            </w:r>
+          </w:p>
+        </w:tc>
+        <w:tc>
+          <w:tcPr>
+            <w:tcW w:type="dxa" w:w="2200"/>
+            <w:shd w:fill="F7F7F7" w:color="auto" w:val="clear"/>
+            <w:tcMar>
+              <w:top w:type="dxa" w:w="60"/>
+              <w:left w:type="dxa" w:w="100"/>
+              <w:bottom w:type="dxa" w:w="60"/>
+              <w:right w:type="dxa" w:w="100"/>
+            </w:tcMar>
+            <w:vAlign w:val="top"/>
+          </w:tcPr>
+          <w:p>
+            <w:pPr>
+              <w:spacing w:after="40"/>
+            </w:pPr>
+            <w:r>
+              <w:rPr>
+                <w:b w:val="false"/>
+                <w:bCs w:val="false"/>
+                <w:sz w:val="18"/>
+                <w:szCs w:val="18"/>
+              </w:rPr>
+              <w:t xml:space="preserve">October 2, 2026</w:t>
+            </w:r>
+          </w:p>
+        </w:tc>
+        <w:tc>
+          <w:tcPr>
+            <w:tcW w:type="dxa" w:w="4200"/>
+            <w:shd w:fill="F7F7F7" w:color="auto" w:val="clear"/>
+            <w:tcMar>
+              <w:top w:type="dxa" w:w="60"/>
+              <w:left w:type="dxa" w:w="100"/>
+              <w:bottom w:type="dxa" w:w="60"/>
+              <w:right w:type="dxa" w:w="100"/>
+            </w:tcMar>
+            <w:vAlign w:val="top"/>
+          </w:tcPr>
+          <w:p>
+            <w:pPr>
+              <w:spacing w:after="40"/>
+            </w:pPr>
+            <w:r>
+              <w:rPr>
+                <w:b w:val="false"/>
+                <w:bCs w:val="false"/>
+                <w:sz w:val="18"/>
+                <w:szCs w:val="18"/>
+              </w:rPr>
+              <w:t xml:space="preserve">Spreadsheets: the rows as the model reads them are kept next to the file (same encryption and retention); a file too long for one conversation is cut, and the model is told how many rows are left out</w:t>
+            </w:r>
+          </w:p>
+        </w:tc>
+        <w:tc>
+          <w:tcPr>
+            <w:tcW w:type="dxa" w:w="1760"/>
+            <w:shd w:fill="F7F7F7" w:color="auto" w:val="clear"/>
             <w:tcMar>
               <w:top w:type="dxa" w:w="60"/>
               <w:left w:type="dxa" w:w="100"/>
